--- a/study1/isr/ISR_AIreview_title_page_v1.docx
+++ b/study1/isr/ISR_AIreview_title_page_v1.docx
@@ -71,13 +71,9 @@
     </w:p>
     <w:p>
       <w:r>
-        <w:rPr>
-          <w:b w:val="0"/>
-          <w:i w:val="0"/>
-        </w:rPr>
-        <w:t>Ook Lee (corresponding author)</w:t>
+        <w:t>Ook Lee (sole and corresponding author)</w:t>
         <w:br/>
-        <w:t>Hanyang University, Seoul, Republic of Korea</w:t>
+        <w:t>Department of Information Systems, Hanyang University, Seoul, Korea</w:t>
         <w:br/>
         <w:t>ooklee@hanyang.ac.kr</w:t>
         <w:br/>
@@ -86,11 +82,7 @@
     </w:p>
     <w:p>
       <w:r>
-        <w:rPr>
-          <w:b w:val="0"/>
-          <w:i w:val="0"/>
-        </w:rPr>
-        <w:t>Additional authors, if any: name, affiliation, e-mail, and ORCID (to be added; confirm that this author list is correct for this manuscript).</w:t>
+        <w:t>Additional authors: none.</w:t>
       </w:r>
     </w:p>
     <w:p>

--- a/study1/isr/ISR_AIreview_title_page_v1.docx
+++ b/study1/isr/ISR_AIreview_title_page_v1.docx
@@ -73,7 +73,7 @@
       <w:r>
         <w:t>Ook Lee (sole and corresponding author)</w:t>
         <w:br/>
-        <w:t>Department of Information Systems, Hanyang University, Seoul, Korea</w:t>
+        <w:t>Department of Information System, Hanyang University, Seoul, Korea</w:t>
         <w:br/>
         <w:t>ooklee@hanyang.ac.kr</w:t>
         <w:br/>
